--- a/docs/gameday/Plan-Game-Day-MASS-OBAP20264.docx
+++ b/docs/gameday/Plan-Game-Day-MASS-OBAP20264.docx
@@ -4,31 +4,7 @@
   <w:body>
     <w:p>
       <w:pPr>
-        <w:spacing w:line="480" w:lineRule="auto" w:before="0"/>
-        <w:ind w:firstLine="720"/>
-      </w:pPr>
-    </w:p>
-    <w:p>
-      <w:pPr>
-        <w:spacing w:line="480" w:lineRule="auto" w:before="0"/>
-        <w:ind w:firstLine="720"/>
-      </w:pPr>
-    </w:p>
-    <w:p>
-      <w:pPr>
-        <w:spacing w:line="480" w:lineRule="auto" w:before="0"/>
-        <w:ind w:firstLine="720"/>
-      </w:pPr>
-    </w:p>
-    <w:p>
-      <w:pPr>
-        <w:spacing w:line="480" w:lineRule="auto" w:before="0"/>
-        <w:ind w:firstLine="720"/>
-      </w:pPr>
-    </w:p>
-    <w:p>
-      <w:pPr>
-        <w:spacing w:line="480" w:lineRule="auto" w:before="0"/>
+        <w:spacing w:line="360" w:lineRule="auto" w:before="0"/>
         <w:jc w:val="center"/>
       </w:pPr>
       <w:r>
@@ -38,18 +14,12 @@
           <w:i w:val="0"/>
           <w:sz w:val="24"/>
         </w:rPr>
-        <w:t>Plan de Game Day: diseño de experimentos de caos sobre un pipeline de observabilidad con OpenTelemetry</w:t>
+        <w:t>Plan de Game Day: experimentos de caos sobre un pipeline de observabilidad con OpenTelemetry</w:t>
       </w:r>
     </w:p>
     <w:p>
       <w:pPr>
-        <w:spacing w:line="480" w:lineRule="auto" w:before="0"/>
-        <w:ind w:firstLine="720"/>
-      </w:pPr>
-    </w:p>
-    <w:p>
-      <w:pPr>
-        <w:spacing w:line="480" w:lineRule="auto" w:before="0"/>
+        <w:spacing w:line="360" w:lineRule="auto" w:before="0"/>
         <w:jc w:val="center"/>
       </w:pPr>
       <w:r>
@@ -64,7 +34,7 @@
     </w:p>
     <w:p>
       <w:pPr>
-        <w:spacing w:line="480" w:lineRule="auto" w:before="0"/>
+        <w:spacing w:line="360" w:lineRule="auto" w:before="0"/>
         <w:jc w:val="center"/>
       </w:pPr>
       <w:r>
@@ -79,7 +49,7 @@
     </w:p>
     <w:p>
       <w:pPr>
-        <w:spacing w:line="480" w:lineRule="auto" w:before="0"/>
+        <w:spacing w:line="360" w:lineRule="auto" w:before="0"/>
         <w:jc w:val="center"/>
       </w:pPr>
       <w:r>
@@ -94,7 +64,7 @@
     </w:p>
     <w:p>
       <w:pPr>
-        <w:spacing w:line="480" w:lineRule="auto" w:before="0"/>
+        <w:spacing w:line="360" w:lineRule="auto" w:before="0"/>
         <w:jc w:val="center"/>
       </w:pPr>
       <w:r>
@@ -109,7 +79,7 @@
     </w:p>
     <w:p>
       <w:pPr>
-        <w:spacing w:line="480" w:lineRule="auto" w:before="0"/>
+        <w:spacing w:line="360" w:lineRule="auto" w:before="0"/>
         <w:jc w:val="center"/>
       </w:pPr>
       <w:r>
@@ -124,7 +94,7 @@
     </w:p>
     <w:p>
       <w:pPr>
-        <w:spacing w:line="480" w:lineRule="auto" w:before="0"/>
+        <w:spacing w:line="360" w:lineRule="auto" w:before="0"/>
         <w:jc w:val="center"/>
       </w:pPr>
       <w:r>
@@ -139,7 +109,7 @@
     </w:p>
     <w:p>
       <w:pPr>
-        <w:spacing w:line="480" w:lineRule="auto" w:before="0"/>
+        <w:spacing w:line="360" w:lineRule="auto" w:before="0"/>
         <w:jc w:val="center"/>
       </w:pPr>
       <w:r>
@@ -154,7 +124,7 @@
     </w:p>
     <w:p>
       <w:pPr>
-        <w:spacing w:line="480" w:lineRule="auto" w:before="0"/>
+        <w:spacing w:line="360" w:lineRule="auto" w:before="0"/>
         <w:jc w:val="center"/>
       </w:pPr>
       <w:r>
@@ -168,28 +138,8 @@
       </w:r>
     </w:p>
     <w:p>
-      <w:r>
-        <w:br w:type="page"/>
-      </w:r>
-    </w:p>
-    <w:p>
       <w:pPr>
-        <w:spacing w:line="480" w:lineRule="auto" w:before="0"/>
-        <w:jc w:val="center"/>
-      </w:pPr>
-      <w:r>
-        <w:rPr>
-          <w:rFonts w:ascii="Times New Roman" w:hAnsi="Times New Roman"/>
-          <w:b/>
-          <w:i w:val="0"/>
-          <w:sz w:val="24"/>
-        </w:rPr>
-        <w:t>Plan de Game Day</w:t>
-      </w:r>
-    </w:p>
-    <w:p>
-      <w:pPr>
-        <w:spacing w:line="480" w:lineRule="auto" w:before="240"/>
+        <w:spacing w:line="360" w:lineRule="auto" w:before="240"/>
       </w:pPr>
       <w:r>
         <w:rPr>
@@ -203,7 +153,7 @@
     </w:p>
     <w:p>
       <w:pPr>
-        <w:spacing w:line="480" w:lineRule="auto" w:before="0"/>
+        <w:spacing w:line="360" w:lineRule="auto" w:before="0"/>
         <w:ind w:firstLine="720"/>
       </w:pPr>
       <w:r>
@@ -213,334 +163,27 @@
           <w:i w:val="0"/>
           <w:sz w:val="24"/>
         </w:rPr>
-        <w:t>El sistema bajo experimento es el pipeline de la actividad anterior: dos microservicios FastAPI instrumentados con OpenTelemetry, PostgreSQL y un Collector que distribuye las tres señales a Jaeger, Prometheus y Loki. El servicio A recibe el checkout y el servicio B reserva inventario con sentencias SQL. Ambos exportan por OTLP a una única dirección, sin conocer el destino final.</w:t>
+        <w:t>El sistema es el pipeline de la actividad anterior: dos microservicios FastAPI instrumentados con OpenTelemetry, PostgreSQL y un Collector que distribuye las tres señales a Jaeger, Prometheus y Loki. El servicio A recibe el checkout y el servicio B reserva inventario con sentencias SQL.</w:t>
       </w:r>
     </w:p>
     <w:p>
       <w:pPr>
-        <w:spacing w:line="480" w:lineRule="auto" w:before="240"/>
-      </w:pPr>
-      <w:r>
-        <w:rPr>
-          <w:rFonts w:ascii="Times New Roman" w:hAnsi="Times New Roman"/>
-          <w:b/>
-          <w:i w:val="0"/>
-          <w:sz w:val="24"/>
-        </w:rPr>
-        <w:t>Tabla 1</w:t>
-      </w:r>
-    </w:p>
-    <w:p>
-      <w:pPr>
-        <w:spacing w:line="480" w:lineRule="auto" w:before="0"/>
-      </w:pPr>
-      <w:r>
-        <w:rPr>
-          <w:rFonts w:ascii="Times New Roman" w:hAnsi="Times New Roman"/>
-          <w:b w:val="0"/>
-          <w:i/>
-          <w:sz w:val="24"/>
-        </w:rPr>
-        <w:t>Componentes y dependencias del sistema objetivo</w:t>
-      </w:r>
-    </w:p>
-    <w:tbl>
-      <w:tblPr>
-        <w:tblStyle w:val="TableGrid"/>
-        <w:tblW w:type="auto" w:w="0"/>
-        <w:tblLook w:firstColumn="1" w:firstRow="1" w:lastColumn="0" w:lastRow="0" w:noHBand="0" w:noVBand="1" w:val="04A0"/>
-      </w:tblPr>
-      <w:tblGrid>
-        <w:gridCol w:w="3120"/>
-        <w:gridCol w:w="3120"/>
-        <w:gridCol w:w="3120"/>
-      </w:tblGrid>
-      <w:tr>
-        <w:tc>
-          <w:tcPr>
-            <w:tcW w:type="dxa" w:w="3120"/>
-          </w:tcPr>
-          <w:p>
-            <w:pPr>
-              <w:spacing w:line="240" w:lineRule="auto"/>
-            </w:pPr>
-            <w:r>
-              <w:rPr>
-                <w:rFonts w:ascii="Times New Roman" w:hAnsi="Times New Roman"/>
-                <w:b/>
-                <w:sz w:val="20"/>
-              </w:rPr>
-              <w:t>Componente</w:t>
-            </w:r>
-          </w:p>
-        </w:tc>
-        <w:tc>
-          <w:tcPr>
-            <w:tcW w:type="dxa" w:w="3120"/>
-          </w:tcPr>
-          <w:p>
-            <w:pPr>
-              <w:spacing w:line="240" w:lineRule="auto"/>
-            </w:pPr>
-            <w:r>
-              <w:rPr>
-                <w:rFonts w:ascii="Times New Roman" w:hAnsi="Times New Roman"/>
-                <w:b/>
-                <w:sz w:val="20"/>
-              </w:rPr>
-              <w:t>Depende de</w:t>
-            </w:r>
-          </w:p>
-        </w:tc>
-        <w:tc>
-          <w:tcPr>
-            <w:tcW w:type="dxa" w:w="3120"/>
-          </w:tcPr>
-          <w:p>
-            <w:pPr>
-              <w:spacing w:line="240" w:lineRule="auto"/>
-            </w:pPr>
-            <w:r>
-              <w:rPr>
-                <w:rFonts w:ascii="Times New Roman" w:hAnsi="Times New Roman"/>
-                <w:b/>
-                <w:sz w:val="20"/>
-              </w:rPr>
-              <w:t>Efecto de su fallo</w:t>
-            </w:r>
-          </w:p>
-        </w:tc>
-      </w:tr>
-      <w:tr>
-        <w:tc>
-          <w:tcPr>
-            <w:tcW w:type="dxa" w:w="3120"/>
-          </w:tcPr>
-          <w:p>
-            <w:pPr>
-              <w:spacing w:line="240" w:lineRule="auto"/>
-            </w:pPr>
-            <w:r>
-              <w:rPr>
-                <w:rFonts w:ascii="Times New Roman" w:hAnsi="Times New Roman"/>
-                <w:sz w:val="20"/>
-              </w:rPr>
-              <w:t>service-a</w:t>
-            </w:r>
-          </w:p>
-        </w:tc>
-        <w:tc>
-          <w:tcPr>
-            <w:tcW w:type="dxa" w:w="3120"/>
-          </w:tcPr>
-          <w:p>
-            <w:pPr>
-              <w:spacing w:line="240" w:lineRule="auto"/>
-            </w:pPr>
-            <w:r>
-              <w:rPr>
-                <w:rFonts w:ascii="Times New Roman" w:hAnsi="Times New Roman"/>
-                <w:sz w:val="20"/>
-              </w:rPr>
-              <w:t>service-b, Collector</w:t>
-            </w:r>
-          </w:p>
-        </w:tc>
-        <w:tc>
-          <w:tcPr>
-            <w:tcW w:type="dxa" w:w="3120"/>
-          </w:tcPr>
-          <w:p>
-            <w:pPr>
-              <w:spacing w:line="240" w:lineRule="auto"/>
-            </w:pPr>
-            <w:r>
-              <w:rPr>
-                <w:rFonts w:ascii="Times New Roman" w:hAnsi="Times New Roman"/>
-                <w:sz w:val="20"/>
-              </w:rPr>
-              <w:t>Sin checkout: fallo total del negocio</w:t>
-            </w:r>
-          </w:p>
-        </w:tc>
-      </w:tr>
-      <w:tr>
-        <w:tc>
-          <w:tcPr>
-            <w:tcW w:type="dxa" w:w="3120"/>
-          </w:tcPr>
-          <w:p>
-            <w:pPr>
-              <w:spacing w:line="240" w:lineRule="auto"/>
-            </w:pPr>
-            <w:r>
-              <w:rPr>
-                <w:rFonts w:ascii="Times New Roman" w:hAnsi="Times New Roman"/>
-                <w:sz w:val="20"/>
-              </w:rPr>
-              <w:t>service-b</w:t>
-            </w:r>
-          </w:p>
-        </w:tc>
-        <w:tc>
-          <w:tcPr>
-            <w:tcW w:type="dxa" w:w="3120"/>
-          </w:tcPr>
-          <w:p>
-            <w:pPr>
-              <w:spacing w:line="240" w:lineRule="auto"/>
-            </w:pPr>
-            <w:r>
-              <w:rPr>
-                <w:rFonts w:ascii="Times New Roman" w:hAnsi="Times New Roman"/>
-                <w:sz w:val="20"/>
-              </w:rPr>
-              <w:t>PostgreSQL, Collector</w:t>
-            </w:r>
-          </w:p>
-        </w:tc>
-        <w:tc>
-          <w:tcPr>
-            <w:tcW w:type="dxa" w:w="3120"/>
-          </w:tcPr>
-          <w:p>
-            <w:pPr>
-              <w:spacing w:line="240" w:lineRule="auto"/>
-            </w:pPr>
-            <w:r>
-              <w:rPr>
-                <w:rFonts w:ascii="Times New Roman" w:hAnsi="Times New Roman"/>
-                <w:sz w:val="20"/>
-              </w:rPr>
-              <w:t>Sin reservas: el checkout falla al final</w:t>
-            </w:r>
-          </w:p>
-        </w:tc>
-      </w:tr>
-      <w:tr>
-        <w:tc>
-          <w:tcPr>
-            <w:tcW w:type="dxa" w:w="3120"/>
-          </w:tcPr>
-          <w:p>
-            <w:pPr>
-              <w:spacing w:line="240" w:lineRule="auto"/>
-            </w:pPr>
-            <w:r>
-              <w:rPr>
-                <w:rFonts w:ascii="Times New Roman" w:hAnsi="Times New Roman"/>
-                <w:sz w:val="20"/>
-              </w:rPr>
-              <w:t>PostgreSQL</w:t>
-            </w:r>
-          </w:p>
-        </w:tc>
-        <w:tc>
-          <w:tcPr>
-            <w:tcW w:type="dxa" w:w="3120"/>
-          </w:tcPr>
-          <w:p>
-            <w:pPr>
-              <w:spacing w:line="240" w:lineRule="auto"/>
-            </w:pPr>
-            <w:r>
-              <w:rPr>
-                <w:rFonts w:ascii="Times New Roman" w:hAnsi="Times New Roman"/>
-                <w:sz w:val="20"/>
-              </w:rPr>
-              <w:t>—</w:t>
-            </w:r>
-          </w:p>
-        </w:tc>
-        <w:tc>
-          <w:tcPr>
-            <w:tcW w:type="dxa" w:w="3120"/>
-          </w:tcPr>
-          <w:p>
-            <w:pPr>
-              <w:spacing w:line="240" w:lineRule="auto"/>
-            </w:pPr>
-            <w:r>
-              <w:rPr>
-                <w:rFonts w:ascii="Times New Roman" w:hAnsi="Times New Roman"/>
-                <w:sz w:val="20"/>
-              </w:rPr>
-              <w:t>service-b no puede reservar inventario</w:t>
-            </w:r>
-          </w:p>
-        </w:tc>
-      </w:tr>
-      <w:tr>
-        <w:tc>
-          <w:tcPr>
-            <w:tcW w:type="dxa" w:w="3120"/>
-          </w:tcPr>
-          <w:p>
-            <w:pPr>
-              <w:spacing w:line="240" w:lineRule="auto"/>
-            </w:pPr>
-            <w:r>
-              <w:rPr>
-                <w:rFonts w:ascii="Times New Roman" w:hAnsi="Times New Roman"/>
-                <w:sz w:val="20"/>
-              </w:rPr>
-              <w:t>Collector</w:t>
-            </w:r>
-          </w:p>
-        </w:tc>
-        <w:tc>
-          <w:tcPr>
-            <w:tcW w:type="dxa" w:w="3120"/>
-          </w:tcPr>
-          <w:p>
-            <w:pPr>
-              <w:spacing w:line="240" w:lineRule="auto"/>
-            </w:pPr>
-            <w:r>
-              <w:rPr>
-                <w:rFonts w:ascii="Times New Roman" w:hAnsi="Times New Roman"/>
-                <w:sz w:val="20"/>
-              </w:rPr>
-              <w:t>Jaeger, Prometheus, Loki</w:t>
-            </w:r>
-          </w:p>
-        </w:tc>
-        <w:tc>
-          <w:tcPr>
-            <w:tcW w:type="dxa" w:w="3120"/>
-          </w:tcPr>
-          <w:p>
-            <w:pPr>
-              <w:spacing w:line="240" w:lineRule="auto"/>
-            </w:pPr>
-            <w:r>
-              <w:rPr>
-                <w:rFonts w:ascii="Times New Roman" w:hAnsi="Times New Roman"/>
-                <w:sz w:val="20"/>
-              </w:rPr>
-              <w:t>Pérdida de visibilidad, no de servicio</w:t>
-            </w:r>
-          </w:p>
-        </w:tc>
-      </w:tr>
-    </w:tbl>
-    <w:p>
-      <w:pPr>
-        <w:spacing w:line="240" w:lineRule="auto" w:before="240"/>
+        <w:spacing w:line="360" w:lineRule="auto" w:before="0"/>
+        <w:ind w:firstLine="720"/>
       </w:pPr>
       <w:r>
         <w:rPr>
           <w:rFonts w:ascii="Times New Roman" w:hAnsi="Times New Roman"/>
           <w:b w:val="0"/>
           <w:i w:val="0"/>
-          <w:sz w:val="20"/>
+          <w:sz w:val="24"/>
         </w:rPr>
-        <w:t>Nota. La dependencia hacia el Collector es deliberadamente débil: la telemetría no debe formar parte de la ruta crítica. El experimento 3 pone a prueba precisamente esa afirmación.</w:t>
+        <w:t>El servicio A depende del B y este de PostgreSQL, así que una degradación aguas abajo alcanza al checkout. La dependencia hacia el Collector es, en cambio, deliberadamente débil: la telemetría no debe estar en la ruta crítica, y el experimento 3 pone a prueba esa afirmación.</w:t>
       </w:r>
     </w:p>
     <w:p>
       <w:pPr>
-        <w:spacing w:line="480" w:lineRule="auto" w:before="0"/>
+        <w:spacing w:line="360" w:lineRule="auto" w:before="0"/>
         <w:ind w:firstLine="720"/>
       </w:pPr>
       <w:r>
@@ -555,7 +198,7 @@
     </w:p>
     <w:p>
       <w:pPr>
-        <w:spacing w:line="480" w:lineRule="auto" w:before="240"/>
+        <w:spacing w:line="360" w:lineRule="auto" w:before="240"/>
       </w:pPr>
       <w:r>
         <w:rPr>
@@ -569,7 +212,7 @@
     </w:p>
     <w:p>
       <w:pPr>
-        <w:spacing w:line="480" w:lineRule="auto" w:before="0"/>
+        <w:spacing w:line="360" w:lineRule="auto" w:before="0"/>
         <w:ind w:firstLine="720"/>
       </w:pPr>
       <w:r>
@@ -579,12 +222,12 @@
           <w:i w:val="0"/>
           <w:sz w:val="24"/>
         </w:rPr>
-        <w:t>Las tres siguen el formato de los Principios del Caos y se apoyan en comportamiento observable: cada una se acepta o rechaza con una consulta concreta sobre las señales que el sistema ya emite.</w:t>
+        <w:t>Siguen el formato de los Principios del Caos y se apoyan en comportamiento observable: cada una se acepta o rechaza con una consulta concreta.</w:t>
       </w:r>
     </w:p>
     <w:p>
       <w:pPr>
-        <w:spacing w:line="480" w:lineRule="auto" w:before="240"/>
+        <w:spacing w:line="360" w:lineRule="auto" w:before="240"/>
       </w:pPr>
       <w:r>
         <w:rPr>
@@ -598,7 +241,7 @@
     </w:p>
     <w:p>
       <w:pPr>
-        <w:spacing w:line="480" w:lineRule="auto" w:before="0"/>
+        <w:spacing w:line="360" w:lineRule="auto" w:before="0"/>
         <w:ind w:firstLine="720"/>
       </w:pPr>
       <w:r>
@@ -608,12 +251,12 @@
           <w:i w:val="0"/>
           <w:sz w:val="24"/>
         </w:rPr>
-        <w:t>En estado estable, cuando se inyectan 200 ms de latencia en la red de salida del servicio A, esperamos que el percentil 95 de la latencia de checkout aumente aproximadamente en esa magnitud, que la disponibilidad se mantenga por encima del 99 % y que la traza distribuida localice el retardo en el span del cliente HTTP, no en los spans de negocio ni en los de base de datos.</w:t>
+        <w:t>En estado estable, cuando se inyectan 200 ms de latencia en la red de salida del servicio A, esperamos que el percentil 95 aumente en esa magnitud, que la disponibilidad siga por encima del 99 % y que la traza localice el retardo en el span del cliente HTTP y no en los de negocio o base de datos.</w:t>
       </w:r>
     </w:p>
     <w:p>
       <w:pPr>
-        <w:spacing w:line="480" w:lineRule="auto" w:before="240"/>
+        <w:spacing w:line="360" w:lineRule="auto" w:before="240"/>
       </w:pPr>
       <w:r>
         <w:rPr>
@@ -627,7 +270,7 @@
     </w:p>
     <w:p>
       <w:pPr>
-        <w:spacing w:line="480" w:lineRule="auto" w:before="0"/>
+        <w:spacing w:line="360" w:lineRule="auto" w:before="0"/>
         <w:ind w:firstLine="720"/>
       </w:pPr>
       <w:r>
@@ -637,12 +280,12 @@
           <w:i w:val="0"/>
           <w:sz w:val="24"/>
         </w:rPr>
-        <w:t>En estado estable, cuando el conjunto de conexiones del servicio B se reduce por debajo del número de hilos con que el servidor atiende funciones síncronas, esperamos que bajo concurrencia aparezcan errores del lado del servidor, que la tasa de error supere el objetivo del 1 % y que los registros correlacionados permitan atribuir el fallo al módulo de acceso a datos en la petición concreta.</w:t>
+        <w:t>En estado estable, cuando el conjunto de conexiones del servicio B se reduce por debajo del número de hilos que atienden funciones síncronas, esperamos errores del lado del servidor bajo concurrencia, una tasa de error sobre el 1 % y registros correlacionados que atribuyan el fallo al módulo de acceso a datos en la petición concreta.</w:t>
       </w:r>
     </w:p>
     <w:p>
       <w:pPr>
-        <w:spacing w:line="480" w:lineRule="auto" w:before="240"/>
+        <w:spacing w:line="360" w:lineRule="auto" w:before="240"/>
       </w:pPr>
       <w:r>
         <w:rPr>
@@ -656,7 +299,7 @@
     </w:p>
     <w:p>
       <w:pPr>
-        <w:spacing w:line="480" w:lineRule="auto" w:before="0"/>
+        <w:spacing w:line="360" w:lineRule="auto" w:before="0"/>
         <w:ind w:firstLine="720"/>
       </w:pPr>
       <w:r>
@@ -666,12 +309,12 @@
           <w:i w:val="0"/>
           <w:sz w:val="24"/>
         </w:rPr>
-        <w:t>En estado estable, cuando se corta por completo el tráfico entre el servicio A y el Collector, esperamos que la aplicación siga atendiendo checkouts sin degradación medible, y que la única consecuencia observable sea la ausencia de datos nuevos en los tres backends junto con errores de exportación en los registros del servicio.</w:t>
+        <w:t>En estado estable, cuando se corta el tráfico entre el servicio A y el Collector, esperamos que la aplicación siga atendiendo checkouts sin degradación medible, y que la única consecuencia sea la ausencia de datos nuevos en los backends junto con errores de exportación.</w:t>
       </w:r>
     </w:p>
     <w:p>
       <w:pPr>
-        <w:spacing w:line="480" w:lineRule="auto" w:before="240"/>
+        <w:spacing w:line="360" w:lineRule="auto" w:before="240"/>
       </w:pPr>
       <w:r>
         <w:rPr>
@@ -685,7 +328,7 @@
     </w:p>
     <w:p>
       <w:pPr>
-        <w:spacing w:line="480" w:lineRule="auto" w:before="0"/>
+        <w:spacing w:line="360" w:lineRule="auto" w:before="0"/>
         <w:ind w:firstLine="720"/>
       </w:pPr>
       <w:r>
@@ -695,12 +338,12 @@
           <w:i w:val="0"/>
           <w:sz w:val="24"/>
         </w:rPr>
-        <w:t>Cada experimento delimita su radio de impacto, fija una duración justificada e incorpora reversión automática. La reversión se arma antes de inyectar el fallo, de modo que una interrupción no deje el sistema degradado.</w:t>
+        <w:t>Cada experimento delimita su radio de impacto, fija una duración justificada e incorpora reversión automática, armada antes de inyectar el fallo para que una interrupción no deje el sistema degradado.</w:t>
       </w:r>
     </w:p>
     <w:p>
       <w:pPr>
-        <w:spacing w:line="480" w:lineRule="auto" w:before="240"/>
+        <w:spacing w:line="360" w:lineRule="auto" w:before="240"/>
       </w:pPr>
       <w:r>
         <w:rPr>
@@ -709,12 +352,12 @@
           <w:i w:val="0"/>
           <w:sz w:val="24"/>
         </w:rPr>
-        <w:t>Tabla 2</w:t>
+        <w:t>Tabla 1</w:t>
       </w:r>
     </w:p>
     <w:p>
       <w:pPr>
-        <w:spacing w:line="480" w:lineRule="auto" w:before="0"/>
+        <w:spacing w:line="360" w:lineRule="auto" w:before="0"/>
       </w:pPr>
       <w:r>
         <w:rPr>
@@ -1243,12 +886,12 @@
           <w:i w:val="0"/>
           <w:sz w:val="20"/>
         </w:rPr>
-        <w:t>Nota. El caos se inyecta desde un contenedor efímero que comparte la pila de red del objetivo, sin modificar las imágenes del sistema. Así el sistema bajo experimento es el mismo que se ejecuta normalmente, y no una variante preparada para ser atacada.</w:t>
+        <w:t>Nota. El caos se inyecta desde un contenedor efímero que comparte la pila de red del objetivo, sin modificar las imágenes: así el sistema bajo experimento es el mismo que se ejecuta normalmente.</w:t>
       </w:r>
     </w:p>
     <w:p>
       <w:pPr>
-        <w:spacing w:line="480" w:lineRule="auto" w:before="0"/>
+        <w:spacing w:line="360" w:lineRule="auto" w:before="0"/>
         <w:ind w:firstLine="720"/>
       </w:pPr>
       <w:r>
@@ -1258,12 +901,12 @@
           <w:i w:val="0"/>
           <w:sz w:val="24"/>
         </w:rPr>
-        <w:t>El experimento 2 merece una precisión metodológica: no es especulativo. Ese fallo ocurrió realmente durante el análisis de sobrecosto de la actividad anterior, con más de once mil excepciones en una sola corrida, e invalidó la medición hasta corregirlo. Persigue por tanto dos objetivos declarados: reproducir de forma controlada un fallo real documentado y verificar que la corrección resiste las condiciones que provocaron el incidente. Validar una remediación bajo el escenario que la motivó es práctica reconocida, y más honesto que fingir desconocer el resultado.</w:t>
+        <w:t>El experimento 2 no es especulativo: ese fallo ocurrió realmente durante el análisis de sobrecosto de la actividad anterior, con más de once mil excepciones, e invalidó la medición hasta corregirlo. Persigue por tanto reproducir un fallo documentado y verificar que la corrección resiste las condiciones que lo provocaron, lo que es más honesto que fingir desconocer el resultado.</w:t>
       </w:r>
     </w:p>
     <w:p>
       <w:pPr>
-        <w:spacing w:line="480" w:lineRule="auto" w:before="240"/>
+        <w:spacing w:line="360" w:lineRule="auto" w:before="240"/>
       </w:pPr>
       <w:r>
         <w:rPr>
@@ -1277,7 +920,7 @@
     </w:p>
     <w:p>
       <w:pPr>
-        <w:spacing w:line="480" w:lineRule="auto" w:before="0"/>
+        <w:spacing w:line="360" w:lineRule="auto" w:before="0"/>
         <w:ind w:firstLine="720"/>
       </w:pPr>
       <w:r>
@@ -1287,12 +930,12 @@
           <w:i w:val="0"/>
           <w:sz w:val="24"/>
         </w:rPr>
-        <w:t>Cada hipótesis se valida con un indicador principal y se confirma con las señales existentes. No se añade instrumentación para el Game Day: necesitarla sería, en sí mismo, un hallazgo sobre la observabilidad del sistema.</w:t>
+        <w:t>Cada hipótesis se valida con un indicador principal y las señales existentes. No se añade instrumentación: necesitarla sería, en sí mismo, un hallazgo sobre la observabilidad del sistema.</w:t>
       </w:r>
     </w:p>
     <w:p>
       <w:pPr>
-        <w:spacing w:line="480" w:lineRule="auto" w:before="240"/>
+        <w:spacing w:line="360" w:lineRule="auto" w:before="240"/>
       </w:pPr>
       <w:r>
         <w:rPr>
@@ -1301,12 +944,12 @@
           <w:i w:val="0"/>
           <w:sz w:val="24"/>
         </w:rPr>
-        <w:t>Tabla 3</w:t>
+        <w:t>Tabla 2</w:t>
       </w:r>
     </w:p>
     <w:p>
       <w:pPr>
-        <w:spacing w:line="480" w:lineRule="auto" w:before="0"/>
+        <w:spacing w:line="360" w:lineRule="auto" w:before="0"/>
       </w:pPr>
       <w:r>
         <w:rPr>
@@ -1631,7 +1274,7 @@
     </w:p>
     <w:p>
       <w:pPr>
-        <w:spacing w:line="480" w:lineRule="auto" w:before="240"/>
+        <w:spacing w:line="360" w:lineRule="auto" w:before="240"/>
       </w:pPr>
       <w:r>
         <w:rPr>
@@ -1640,27 +1283,12 @@
           <w:i w:val="0"/>
           <w:sz w:val="24"/>
         </w:rPr>
-        <w:t>Ejecución</w:t>
+        <w:t>Ejecución y Resultados</w:t>
       </w:r>
     </w:p>
     <w:p>
       <w:pPr>
-        <w:spacing w:line="480" w:lineRule="auto" w:before="0"/>
-        <w:ind w:firstLine="720"/>
-      </w:pPr>
-      <w:r>
-        <w:rPr>
-          <w:rFonts w:ascii="Times New Roman" w:hAnsi="Times New Roman"/>
-          <w:b/>
-          <w:i w:val="0"/>
-          <w:sz w:val="24"/>
-        </w:rPr>
-        <w:t>PENDIENTE. Programada para el miércoles 26 de agosto de 2026. Se ejecutará al menos el experimento 1, por ser el que emplea la herramienta indicada en la actividad, y los resultados, capturas y registros se recogerán en el anexo de evidencias, en documento aparte.</w:t>
-      </w:r>
-    </w:p>
-    <w:p>
-      <w:pPr>
-        <w:spacing w:line="480" w:lineRule="auto" w:before="0"/>
+        <w:spacing w:line="360" w:lineRule="auto" w:before="0"/>
         <w:ind w:firstLine="720"/>
       </w:pPr>
       <w:r>
@@ -1670,12 +1298,12 @@
           <w:i w:val="0"/>
           <w:sz w:val="24"/>
         </w:rPr>
-        <w:t>Los prerequisitos están construidos y verificados: los guiones de los tres experimentos, la biblioteca común de inyección y reversión, y una comprobación previa que valida el stack, la herramienta de red y —lo más importante— que la reversión retira efectivamente la regla inyectada. Esa comprobación se ejecutó y quedó en verde.</w:t>
+        <w:t>Los tres se ejecutaron el 26 de agosto de 2026 en el entorno local, desde un estado estable limpio. En los tres la reversión automática retiró el fallo y se verificó que no quedaran reglas activas. Las evidencias completas —salidas de consola, trazas y consultas— se recogen en el anexo.</w:t>
       </w:r>
     </w:p>
     <w:p>
       <w:pPr>
-        <w:spacing w:line="480" w:lineRule="auto" w:before="240"/>
+        <w:spacing w:line="360" w:lineRule="auto" w:before="240"/>
       </w:pPr>
       <w:r>
         <w:rPr>
@@ -1684,13 +1312,337 @@
           <w:i w:val="0"/>
           <w:sz w:val="24"/>
         </w:rPr>
-        <w:t>Resultados y Reflexión</w:t>
+        <w:t>Tabla 3</w:t>
       </w:r>
     </w:p>
     <w:p>
       <w:pPr>
-        <w:spacing w:line="480" w:lineRule="auto" w:before="0"/>
-        <w:ind w:firstLine="720"/>
+        <w:spacing w:line="360" w:lineRule="auto" w:before="0"/>
+      </w:pPr>
+      <w:r>
+        <w:rPr>
+          <w:rFonts w:ascii="Times New Roman" w:hAnsi="Times New Roman"/>
+          <w:b w:val="0"/>
+          <w:i/>
+          <w:sz w:val="24"/>
+        </w:rPr>
+        <w:t>Resultado esperado frente a resultado observado</w:t>
+      </w:r>
+    </w:p>
+    <w:tbl>
+      <w:tblPr>
+        <w:tblStyle w:val="TableGrid"/>
+        <w:tblW w:type="auto" w:w="0"/>
+        <w:tblLook w:firstColumn="1" w:firstRow="1" w:lastColumn="0" w:lastRow="0" w:noHBand="0" w:noVBand="1" w:val="04A0"/>
+      </w:tblPr>
+      <w:tblGrid>
+        <w:gridCol w:w="2340"/>
+        <w:gridCol w:w="2340"/>
+        <w:gridCol w:w="2340"/>
+        <w:gridCol w:w="2340"/>
+      </w:tblGrid>
+      <w:tr>
+        <w:tc>
+          <w:tcPr>
+            <w:tcW w:type="dxa" w:w="2340"/>
+          </w:tcPr>
+          <w:p>
+            <w:pPr>
+              <w:spacing w:line="240" w:lineRule="auto"/>
+            </w:pPr>
+            <w:r>
+              <w:rPr>
+                <w:rFonts w:ascii="Times New Roman" w:hAnsi="Times New Roman"/>
+                <w:b/>
+                <w:sz w:val="20"/>
+              </w:rPr>
+              <w:t>Hipótesis</w:t>
+            </w:r>
+          </w:p>
+        </w:tc>
+        <w:tc>
+          <w:tcPr>
+            <w:tcW w:type="dxa" w:w="2340"/>
+          </w:tcPr>
+          <w:p>
+            <w:pPr>
+              <w:spacing w:line="240" w:lineRule="auto"/>
+            </w:pPr>
+            <w:r>
+              <w:rPr>
+                <w:rFonts w:ascii="Times New Roman" w:hAnsi="Times New Roman"/>
+                <w:b/>
+                <w:sz w:val="20"/>
+              </w:rPr>
+              <w:t>Esperado</w:t>
+            </w:r>
+          </w:p>
+        </w:tc>
+        <w:tc>
+          <w:tcPr>
+            <w:tcW w:type="dxa" w:w="2340"/>
+          </w:tcPr>
+          <w:p>
+            <w:pPr>
+              <w:spacing w:line="240" w:lineRule="auto"/>
+            </w:pPr>
+            <w:r>
+              <w:rPr>
+                <w:rFonts w:ascii="Times New Roman" w:hAnsi="Times New Roman"/>
+                <w:b/>
+                <w:sz w:val="20"/>
+              </w:rPr>
+              <w:t>Observado</w:t>
+            </w:r>
+          </w:p>
+        </w:tc>
+        <w:tc>
+          <w:tcPr>
+            <w:tcW w:type="dxa" w:w="2340"/>
+          </w:tcPr>
+          <w:p>
+            <w:pPr>
+              <w:spacing w:line="240" w:lineRule="auto"/>
+            </w:pPr>
+            <w:r>
+              <w:rPr>
+                <w:rFonts w:ascii="Times New Roman" w:hAnsi="Times New Roman"/>
+                <w:b/>
+                <w:sz w:val="20"/>
+              </w:rPr>
+              <w:t>Veredicto</w:t>
+            </w:r>
+          </w:p>
+        </w:tc>
+      </w:tr>
+      <w:tr>
+        <w:tc>
+          <w:tcPr>
+            <w:tcW w:type="dxa" w:w="2340"/>
+          </w:tcPr>
+          <w:p>
+            <w:pPr>
+              <w:spacing w:line="240" w:lineRule="auto"/>
+            </w:pPr>
+            <w:r>
+              <w:rPr>
+                <w:rFonts w:ascii="Times New Roman" w:hAnsi="Times New Roman"/>
+                <w:sz w:val="20"/>
+              </w:rPr>
+              <w:t>1 · Latencia</w:t>
+            </w:r>
+          </w:p>
+        </w:tc>
+        <w:tc>
+          <w:tcPr>
+            <w:tcW w:type="dxa" w:w="2340"/>
+          </w:tcPr>
+          <w:p>
+            <w:pPr>
+              <w:spacing w:line="240" w:lineRule="auto"/>
+            </w:pPr>
+            <w:r>
+              <w:rPr>
+                <w:rFonts w:ascii="Times New Roman" w:hAnsi="Times New Roman"/>
+                <w:sz w:val="20"/>
+              </w:rPr>
+              <w:t>p95 sube ~200 ms; retardo en el span cliente</w:t>
+            </w:r>
+          </w:p>
+        </w:tc>
+        <w:tc>
+          <w:tcPr>
+            <w:tcW w:type="dxa" w:w="2340"/>
+          </w:tcPr>
+          <w:p>
+            <w:pPr>
+              <w:spacing w:line="240" w:lineRule="auto"/>
+            </w:pPr>
+            <w:r>
+              <w:rPr>
+                <w:rFonts w:ascii="Times New Roman" w:hAnsi="Times New Roman"/>
+                <w:sz w:val="20"/>
+              </w:rPr>
+              <w:t>p95 de 23,9 a 487,5 ms; 498 de 507 ms en el span cliente</w:t>
+            </w:r>
+          </w:p>
+        </w:tc>
+        <w:tc>
+          <w:tcPr>
+            <w:tcW w:type="dxa" w:w="2340"/>
+          </w:tcPr>
+          <w:p>
+            <w:pPr>
+              <w:spacing w:line="240" w:lineRule="auto"/>
+            </w:pPr>
+            <w:r>
+              <w:rPr>
+                <w:rFonts w:ascii="Times New Roman" w:hAnsi="Times New Roman"/>
+                <w:sz w:val="20"/>
+              </w:rPr>
+              <w:t>Parcialmente refutada</w:t>
+            </w:r>
+          </w:p>
+        </w:tc>
+      </w:tr>
+      <w:tr>
+        <w:tc>
+          <w:tcPr>
+            <w:tcW w:type="dxa" w:w="2340"/>
+          </w:tcPr>
+          <w:p>
+            <w:pPr>
+              <w:spacing w:line="240" w:lineRule="auto"/>
+            </w:pPr>
+            <w:r>
+              <w:rPr>
+                <w:rFonts w:ascii="Times New Roman" w:hAnsi="Times New Roman"/>
+                <w:sz w:val="20"/>
+              </w:rPr>
+              <w:t>2 · Recursos</w:t>
+            </w:r>
+          </w:p>
+        </w:tc>
+        <w:tc>
+          <w:tcPr>
+            <w:tcW w:type="dxa" w:w="2340"/>
+          </w:tcPr>
+          <w:p>
+            <w:pPr>
+              <w:spacing w:line="240" w:lineRule="auto"/>
+            </w:pPr>
+            <w:r>
+              <w:rPr>
+                <w:rFonts w:ascii="Times New Roman" w:hAnsi="Times New Roman"/>
+                <w:sz w:val="20"/>
+              </w:rPr>
+              <w:t>Errores 5xx; tasa sobre el 1 %; logs atribuyen la causa</w:t>
+            </w:r>
+          </w:p>
+        </w:tc>
+        <w:tc>
+          <w:tcPr>
+            <w:tcW w:type="dxa" w:w="2340"/>
+          </w:tcPr>
+          <w:p>
+            <w:pPr>
+              <w:spacing w:line="240" w:lineRule="auto"/>
+            </w:pPr>
+            <w:r>
+              <w:rPr>
+                <w:rFonts w:ascii="Times New Roman" w:hAnsi="Times New Roman"/>
+                <w:sz w:val="20"/>
+              </w:rPr>
+              <w:t>736 excepciones; disponibilidad 1,00 a 0,57; tasa 43,5 %; logs SIN causa</w:t>
+            </w:r>
+          </w:p>
+        </w:tc>
+        <w:tc>
+          <w:tcPr>
+            <w:tcW w:type="dxa" w:w="2340"/>
+          </w:tcPr>
+          <w:p>
+            <w:pPr>
+              <w:spacing w:line="240" w:lineRule="auto"/>
+            </w:pPr>
+            <w:r>
+              <w:rPr>
+                <w:rFonts w:ascii="Times New Roman" w:hAnsi="Times New Roman"/>
+                <w:sz w:val="20"/>
+              </w:rPr>
+              <w:t>Parcialmente refutada</w:t>
+            </w:r>
+          </w:p>
+        </w:tc>
+      </w:tr>
+      <w:tr>
+        <w:tc>
+          <w:tcPr>
+            <w:tcW w:type="dxa" w:w="2340"/>
+          </w:tcPr>
+          <w:p>
+            <w:pPr>
+              <w:spacing w:line="240" w:lineRule="auto"/>
+            </w:pPr>
+            <w:r>
+              <w:rPr>
+                <w:rFonts w:ascii="Times New Roman" w:hAnsi="Times New Roman"/>
+                <w:sz w:val="20"/>
+              </w:rPr>
+              <w:t>3 · Partición</w:t>
+            </w:r>
+          </w:p>
+        </w:tc>
+        <w:tc>
+          <w:tcPr>
+            <w:tcW w:type="dxa" w:w="2340"/>
+          </w:tcPr>
+          <w:p>
+            <w:pPr>
+              <w:spacing w:line="240" w:lineRule="auto"/>
+            </w:pPr>
+            <w:r>
+              <w:rPr>
+                <w:rFonts w:ascii="Times New Roman" w:hAnsi="Times New Roman"/>
+                <w:sz w:val="20"/>
+              </w:rPr>
+              <w:t>La aplicación sigue; solo se pierde visibilidad</w:t>
+            </w:r>
+          </w:p>
+        </w:tc>
+        <w:tc>
+          <w:tcPr>
+            <w:tcW w:type="dxa" w:w="2340"/>
+          </w:tcPr>
+          <w:p>
+            <w:pPr>
+              <w:spacing w:line="240" w:lineRule="auto"/>
+            </w:pPr>
+            <w:r>
+              <w:rPr>
+                <w:rFonts w:ascii="Times New Roman" w:hAnsi="Times New Roman"/>
+                <w:sz w:val="20"/>
+              </w:rPr>
+              <w:t>152 checkouts correctos; los indicadores quedan sin datos</w:t>
+            </w:r>
+          </w:p>
+        </w:tc>
+        <w:tc>
+          <w:tcPr>
+            <w:tcW w:type="dxa" w:w="2340"/>
+          </w:tcPr>
+          <w:p>
+            <w:pPr>
+              <w:spacing w:line="240" w:lineRule="auto"/>
+            </w:pPr>
+            <w:r>
+              <w:rPr>
+                <w:rFonts w:ascii="Times New Roman" w:hAnsi="Times New Roman"/>
+                <w:sz w:val="20"/>
+              </w:rPr>
+              <w:t>Confirmada</w:t>
+            </w:r>
+          </w:p>
+        </w:tc>
+      </w:tr>
+    </w:tbl>
+    <w:p>
+      <w:pPr>
+        <w:spacing w:line="240" w:lineRule="auto" w:before="240"/>
+      </w:pPr>
+      <w:r>
+        <w:rPr>
+          <w:rFonts w:ascii="Times New Roman" w:hAnsi="Times New Roman"/>
+          <w:b w:val="0"/>
+          <w:i w:val="0"/>
+          <w:sz w:val="20"/>
+        </w:rPr>
+        <w:t>Nota. Las dos refutaciones parciales son el resultado valioso del ejercicio: un experimento que solo confirma lo que ya se creía no enseña nada.</w:t>
+      </w:r>
+    </w:p>
+    <w:p>
+      <w:pPr>
+        <w:spacing w:line="360" w:lineRule="auto" w:before="240"/>
       </w:pPr>
       <w:r>
         <w:rPr>
@@ -1699,17 +1651,187 @@
           <w:i w:val="0"/>
           <w:sz w:val="24"/>
         </w:rPr>
-        <w:t>PENDIENTE hasta la ejecución. Este apartado comparará el resultado esperado frente al observado para cada hipótesis, identificará la debilidad sistémica revelada y propondrá remediaciones concretas.</w:t>
-      </w:r>
-    </w:p>
-    <w:p>
-      <w:r>
-        <w:br w:type="page"/>
+        <w:t>Experimento 1.</w:t>
       </w:r>
     </w:p>
     <w:p>
       <w:pPr>
-        <w:spacing w:line="480" w:lineRule="auto" w:before="0"/>
+        <w:spacing w:line="360" w:lineRule="auto" w:before="0"/>
+        <w:ind w:firstLine="720"/>
+      </w:pPr>
+      <w:r>
+        <w:rPr>
+          <w:rFonts w:ascii="Times New Roman" w:hAnsi="Times New Roman"/>
+          <w:b w:val="0"/>
+          <w:i w:val="0"/>
+          <w:sz w:val="24"/>
+        </w:rPr>
+        <w:t>El percentil 95 pasó de 23,9 a 487,5 ms, más del doble de los 200 inyectados. La traza explica la discrepancia y valida el radio de impacto: de los 507 ms de la petición más lenta, 498 están en el span del cliente HTTP, mientras el servicio B responde en 11 ms y las sentencias SQL en menos de 3.</w:t>
+      </w:r>
+    </w:p>
+    <w:p>
+      <w:pPr>
+        <w:spacing w:line="360" w:lineRule="auto" w:before="240"/>
+      </w:pPr>
+      <w:r>
+        <w:rPr>
+          <w:rFonts w:ascii="Times New Roman" w:hAnsi="Times New Roman"/>
+          <w:b/>
+          <w:i w:val="0"/>
+          <w:sz w:val="24"/>
+        </w:rPr>
+        <w:t>Experimento 2.</w:t>
+      </w:r>
+    </w:p>
+    <w:p>
+      <w:pPr>
+        <w:spacing w:line="360" w:lineRule="auto" w:before="0"/>
+        <w:ind w:firstLine="720"/>
+      </w:pPr>
+      <w:r>
+        <w:rPr>
+          <w:rFonts w:ascii="Times New Roman" w:hAnsi="Times New Roman"/>
+          <w:b w:val="0"/>
+          <w:i w:val="0"/>
+          <w:sz w:val="24"/>
+        </w:rPr>
+        <w:t>La disponibilidad cayó de 1,00 a 0,57 y la tasa de error alcanzó el 43,5 %, con 736 excepciones. Una corrida previa ejecutada por error sin inyectar el fallo resultó ser un grupo de control involuntario: con el conjunto en su valor por defecto y la misma carga, cero excepciones. La remediación aplicada tras el incidente original resiste.</w:t>
+      </w:r>
+    </w:p>
+    <w:p>
+      <w:pPr>
+        <w:spacing w:line="360" w:lineRule="auto" w:before="240"/>
+      </w:pPr>
+      <w:r>
+        <w:rPr>
+          <w:rFonts w:ascii="Times New Roman" w:hAnsi="Times New Roman"/>
+          <w:b/>
+          <w:i w:val="0"/>
+          <w:sz w:val="24"/>
+        </w:rPr>
+        <w:t>Experimento 3.</w:t>
+      </w:r>
+    </w:p>
+    <w:p>
+      <w:pPr>
+        <w:spacing w:line="360" w:lineRule="auto" w:before="0"/>
+        <w:ind w:firstLine="720"/>
+      </w:pPr>
+      <w:r>
+        <w:rPr>
+          <w:rFonts w:ascii="Times New Roman" w:hAnsi="Times New Roman"/>
+          <w:b w:val="0"/>
+          <w:i w:val="0"/>
+          <w:sz w:val="24"/>
+        </w:rPr>
+        <w:t>La aplicación atendió 152 checkouts correctos mientras el Collector era inalcanzable, y el exportador registró fallos con el código DEADLINE_EXCEEDED. Al retirar la partición la telemetría se restableció sola: no está en la ruta crítica, como se esperaba.</w:t>
+      </w:r>
+    </w:p>
+    <w:p>
+      <w:pPr>
+        <w:spacing w:line="360" w:lineRule="auto" w:before="0"/>
+        <w:ind w:firstLine="720"/>
+      </w:pPr>
+      <w:r>
+        <w:rPr>
+          <w:rFonts w:ascii="Times New Roman" w:hAnsi="Times New Roman"/>
+          <w:b w:val="0"/>
+          <w:i w:val="0"/>
+          <w:sz w:val="24"/>
+        </w:rPr>
+        <w:t>Dejó además una lección metodológica: durante la partición los cuatro indicadores mostraban «sin datos», lo que aparenta una caída total. No lo era. No se puede medir el fallo del sistema de observabilidad usando ese mismo sistema; hizo falta una fuente externa para saber que la aplicación seguía atendiendo peticiones.</w:t>
+      </w:r>
+    </w:p>
+    <w:p>
+      <w:pPr>
+        <w:spacing w:line="360" w:lineRule="auto" w:before="240"/>
+      </w:pPr>
+      <w:r>
+        <w:rPr>
+          <w:rFonts w:ascii="Times New Roman" w:hAnsi="Times New Roman"/>
+          <w:b/>
+          <w:i w:val="0"/>
+          <w:sz w:val="24"/>
+        </w:rPr>
+        <w:t>Debilidades Sistémicas y Remediación</w:t>
+      </w:r>
+    </w:p>
+    <w:p>
+      <w:pPr>
+        <w:spacing w:line="360" w:lineRule="auto" w:before="240"/>
+      </w:pPr>
+      <w:r>
+        <w:rPr>
+          <w:rFonts w:ascii="Times New Roman" w:hAnsi="Times New Roman"/>
+          <w:b/>
+          <w:i w:val="0"/>
+          <w:sz w:val="24"/>
+        </w:rPr>
+        <w:t>Debilidad 1: no hay reutilización de conexiones HTTP.</w:t>
+      </w:r>
+    </w:p>
+    <w:p>
+      <w:pPr>
+        <w:spacing w:line="360" w:lineRule="auto" w:before="0"/>
+        <w:ind w:firstLine="720"/>
+      </w:pPr>
+      <w:r>
+        <w:rPr>
+          <w:rFonts w:ascii="Times New Roman" w:hAnsi="Times New Roman"/>
+          <w:b w:val="0"/>
+          <w:i w:val="0"/>
+          <w:sz w:val="24"/>
+        </w:rPr>
+        <w:t>El servicio A abre una conexión nueva en cada llamada al servicio B. Bajo latencia, el establecimiento de la conexión paga el retardo dos veces más y multiplica por 2,5 el impacto esperado: una vulnerabilidad invisible en condiciones normales y amplificadora en cuanto la red se degrada. La remediación es una sesión persistente con agrupación de conexiones, que reduciría el impacto a un único trayecto de ida y vuelta.</w:t>
+      </w:r>
+    </w:p>
+    <w:p>
+      <w:pPr>
+        <w:spacing w:line="360" w:lineRule="auto" w:before="240"/>
+      </w:pPr>
+      <w:r>
+        <w:rPr>
+          <w:rFonts w:ascii="Times New Roman" w:hAnsi="Times New Roman"/>
+          <w:b/>
+          <w:i w:val="0"/>
+          <w:sz w:val="24"/>
+        </w:rPr>
+        <w:t>Debilidad 2: las excepciones no controladas pierden su trazabilidad.</w:t>
+      </w:r>
+    </w:p>
+    <w:p>
+      <w:pPr>
+        <w:spacing w:line="360" w:lineRule="auto" w:before="0"/>
+        <w:ind w:firstLine="720"/>
+      </w:pPr>
+      <w:r>
+        <w:rPr>
+          <w:rFonts w:ascii="Times New Roman" w:hAnsi="Times New Roman"/>
+          <w:b w:val="0"/>
+          <w:i w:val="0"/>
+          <w:sz w:val="24"/>
+        </w:rPr>
+        <w:t>Es el hallazgo más grave. Las 736 excepciones de agotamiento del conjunto **nunca llegaron al sistema centralizado de registros**. Solo llegó el mensaje genérico del servidor, sin identificador de traza y sin la traza de la excepción. Un operador que investigara el incidente consultando los registros vería que algo falló, pero no qué ni en qué petición.</w:t>
+      </w:r>
+    </w:p>
+    <w:p>
+      <w:pPr>
+        <w:spacing w:line="360" w:lineRule="auto" w:before="0"/>
+        <w:ind w:firstLine="720"/>
+      </w:pPr>
+      <w:r>
+        <w:rPr>
+          <w:rFonts w:ascii="Times New Roman" w:hAnsi="Times New Roman"/>
+          <w:b w:val="0"/>
+          <w:i w:val="0"/>
+          <w:sz w:val="24"/>
+        </w:rPr>
+        <w:t>La causa es conocida: una excepción que escapa hacia el servidor se registra después de que el span se haya cerrado y pierde el contexto. Ya se corrigió para el fallo inyectado de forma deliberada, capturándolo dentro del span; el experimento revela que esa corrección debe generalizarse a toda excepción no controlada, con un manejador global que la registre dentro del contexto de la traza. La paradoja merece subrayarse: el sistema correlaciona los errores que sabe manejar y pierde los inesperados, que son los que más falta hace investigar.</w:t>
+      </w:r>
+    </w:p>
+    <w:p>
+      <w:pPr>
+        <w:spacing w:line="360" w:lineRule="auto" w:before="240"/>
         <w:jc w:val="center"/>
       </w:pPr>
       <w:r>
@@ -1724,7 +1846,7 @@
     </w:p>
     <w:p>
       <w:pPr>
-        <w:spacing w:line="480" w:lineRule="auto" w:before="0"/>
+        <w:spacing w:line="360" w:lineRule="auto" w:before="0"/>
         <w:ind w:left="720" w:hanging="720"/>
       </w:pPr>
       <w:r>
@@ -1739,7 +1861,7 @@
     </w:p>
     <w:p>
       <w:pPr>
-        <w:spacing w:line="480" w:lineRule="auto" w:before="0"/>
+        <w:spacing w:line="360" w:lineRule="auto" w:before="0"/>
         <w:ind w:left="720" w:hanging="720"/>
       </w:pPr>
       <w:r>
@@ -1754,7 +1876,7 @@
     </w:p>
     <w:p>
       <w:pPr>
-        <w:spacing w:line="480" w:lineRule="auto" w:before="0"/>
+        <w:spacing w:line="360" w:lineRule="auto" w:before="0"/>
         <w:ind w:left="720" w:hanging="720"/>
       </w:pPr>
       <w:r>
@@ -1769,7 +1891,7 @@
     </w:p>
     <w:p>
       <w:pPr>
-        <w:spacing w:line="480" w:lineRule="auto" w:before="0"/>
+        <w:spacing w:line="360" w:lineRule="auto" w:before="0"/>
         <w:ind w:left="720" w:hanging="720"/>
       </w:pPr>
       <w:r>
@@ -2177,7 +2299,7 @@
     <w:qFormat/>
     <w:rsid w:val="00FC693F"/>
     <w:pPr>
-      <w:spacing w:line="480" w:lineRule="auto" w:after="0" w:before="0"/>
+      <w:spacing w:line="360" w:lineRule="auto" w:after="0" w:before="0"/>
     </w:pPr>
     <w:rPr>
       <w:rFonts w:ascii="Times New Roman" w:hAnsi="Times New Roman" w:eastAsia="Times New Roman"/>
